--- a/05_Website_Angular/docs/reviewer-pack/Linaw-PH-The-System.docx
+++ b/05_Website_Angular/docs/reviewer-pack/Linaw-PH-The-System.docx
@@ -796,7 +796,7 @@
           <w:b w:val="0"/>
           <w:i w:val="0"/>
         </w:rPr>
-        <w:t>Weights — optionally override the 50/25/25 split for this opening alone.</w:t>
+        <w:t>Weights — optionally override the 50/25/25 split for this opening alone, and optionally give a share to certificates, which score nothing until asked for.</w:t>
       </w:r>
     </w:p>
     <w:p>

--- a/05_Website_Angular/docs/reviewer-pack/Linaw-PH-The-System.docx
+++ b/05_Website_Angular/docs/reviewer-pack/Linaw-PH-The-System.docx
@@ -3433,7 +3433,7 @@
         <w:br/>
         <w:t xml:space="preserve">    src/lib/           engine, readers, auth, mail</w:t>
         <w:br/>
-        <w:t xml:space="preserve">    tests/             8 suites, 198 tests</w:t>
+        <w:t xml:space="preserve">    tests/             8 suites, 205 tests</w:t>
         <w:br/>
         <w:t xml:space="preserve">  db/</w:t>
         <w:br/>
@@ -3651,7 +3651,7 @@
           <w:b w:val="0"/>
           <w:i w:val="0"/>
         </w:rPr>
-        <w:t>Engine  ·  51  ·  The formula, the constants, the tiers, the edge cases, and the half-credit rule</w:t>
+        <w:t>Engine  ·  56  ·  The formula, the constants, the tiers, the edge cases, and the half-credit rule</w:t>
       </w:r>
     </w:p>
     <w:p>
@@ -4388,7 +4388,7 @@
           <w:b w:val="0"/>
           <w:i w:val="0"/>
         </w:rPr>
-        <w:t>“Three concrete things rather than an opinion. Everything is TypeScript, so a change that breaks a contract fails the type-check before it runs. There are 198 automated tests, so a defect corrected once cannot come back quietly. And the design decisions that would otherwise be invisible are written as comments where the decision lives — for example, the ranking code states that it sorts on the score recorded at application rather than the live one, so someone changing it later knows the rule exists and why.”</w:t>
+        <w:t>“Three concrete things rather than an opinion. Everything is TypeScript, so a change that breaks a contract fails the type-check before it runs. There are 205 automated tests, so a defect corrected once cannot come back quietly. And the design decisions that would otherwise be invisible are written as comments where the decision lives — for example, the ranking code states that it sorts on the score recorded at application rather than the live one, so someone changing it later knows the rule exists and why.”</w:t>
       </w:r>
     </w:p>
     <w:p>

--- a/05_Website_Angular/docs/reviewer-pack/Linaw-PH-The-System.docx
+++ b/05_Website_Angular/docs/reviewer-pack/Linaw-PH-The-System.docx
@@ -3097,7 +3097,7 @@
           <w:b w:val="0"/>
           <w:i w:val="0"/>
         </w:rPr>
-        <w:t>A rejection reason must be one of the eight codes, and a skill’s source must be one of four kinds — experience, project, certification or education. Both are enforced by CHECK constraints, and an engine test reads the constraint out of the schema file and asserts it lists exactly the kinds the engine accepts. A kind the code allows and the database refuses would fail a save with a 500 nobody could explain.</w:t>
+        <w:t>A rejection reason must be one of the eight codes, and a skill’s source must be one of five kinds — experience, project, certification, education, or the file the applicant uploaded. Both are enforced by CHECK constraints, and an engine test reads the constraint out of the schema file and asserts it lists exactly the kinds the engine accepts. A kind the code allows and the database refuses would fail a save with a 500 nobody could explain.</w:t>
       </w:r>
     </w:p>
     <w:p>
@@ -4388,7 +4388,7 @@
           <w:b w:val="0"/>
           <w:i w:val="0"/>
         </w:rPr>
-        <w:t>“Three concrete things rather than an opinion. Everything is TypeScript, so a change that breaks a contract fails the type-check before it runs. There are 205 automated tests, so a defect corrected once cannot come back quietly. And the design decisions that would otherwise be invisible are written as comments where the decision lives — for example, the ranking code states that it sorts on the score recorded at application rather than the live one, so someone changing it later knows the rule exists and why.”</w:t>
+        <w:t>“Three concrete things rather than an opinion. Everything is TypeScript, so a change that breaks a contract fails the type-check before it runs. There are 209 automated tests, so a defect corrected once cannot come back quietly. And the design decisions that would otherwise be invisible are written as comments where the decision lives — for example, the ranking code states that it sorts on the score recorded at application rather than the live one, so someone changing it later knows the rule exists and why.”</w:t>
       </w:r>
     </w:p>
     <w:p>

--- a/05_Website_Angular/docs/reviewer-pack/Linaw-PH-The-System.docx
+++ b/05_Website_Angular/docs/reviewer-pack/Linaw-PH-The-System.docx
@@ -440,7 +440,7 @@
           <w:b w:val="0"/>
           <w:i w:val="0"/>
         </w:rPr>
-        <w:t>Adding a skill is only half the question. The builder also asks where it was used, and the answer must point at an entry already on the applicant’s own resume — a job, a project, a certification, or a course. It is a dropdown built from what they have already written, never free text, and that restriction is the whole mechanism: a source that could be typed freely could be invented in the same keystroke as the skill it is meant to justify.</w:t>
+        <w:t>Adding a skill is only half the question. The builder also asks where it was used, and the answer must point at an entry already on the applicant’s own resume — a job, a project, a certification, a course, or the resume file they uploaded. It is a dropdown built from what they have already written, never free text, and that restriction is the whole mechanism: a source that could be typed freely could be invented in the same keystroke as the skill it is meant to justify.</w:t>
       </w:r>
     </w:p>
     <w:p>
@@ -476,7 +476,7 @@
           <w:b w:val="0"/>
           <w:i w:val="0"/>
         </w:rPr>
-        <w:t>It is never printed. The resume the applicant downloads is a plain list of skills, exactly as it was before this feature existed, so none of the fourteen designs changed and no employer’s screening software sees anything new. The source appears in one place only: the recruiter’s view of that application.</w:t>
+        <w:t>It is never printed. The resume the applicant downloads is a plain list of skills, exactly as it was before this feature existed, so none of the fourteen designs changed and no employer’s screening software sees anything new. The source appears in one place only: the recruiter’s view of that application. The uploaded file is on the list of sources for a reason worth stating: a resume read out of a document carries skills that belong to no single entry, so without it an applicant who uploaded would have scored below one who typed the same resume.</w:t>
       </w:r>
     </w:p>
     <w:p>
@@ -905,7 +905,7 @@
           <w:b w:val="0"/>
           <w:i w:val="0"/>
         </w:rPr>
-        <w:t>A panel below the resume lists every skill the applicant claims beside the entry they pointed at — “Web Development — Web Development Intern, Clark Outsourcing” — and marks the rest “no source given”. It is tinted and inset so it cannot be mistaken for part of the document: the applicant’s resume does not contain this, and a recruiter should never come away thinking it did.</w:t>
+        <w:t>A panel below the resume lists every skill the applicant claims beside the entry they pointed at — “Web Development — Web Development Intern, Clark Outsourcing” — and marks the rest “no source given”. A skill whose source is the uploaded file shows that file’s name, and the recruiter can open it from the same screen. It is tinted and inset so it cannot be mistaken for part of the document: the applicant’s resume does not contain this, and a recruiter should never come away thinking it did.</w:t>
       </w:r>
     </w:p>
     <w:p>
@@ -3433,7 +3433,7 @@
         <w:br/>
         <w:t xml:space="preserve">    src/lib/           engine, readers, auth, mail</w:t>
         <w:br/>
-        <w:t xml:space="preserve">    tests/             8 suites, 205 tests</w:t>
+        <w:t xml:space="preserve">    tests/             8 suites, 209 tests</w:t>
         <w:br/>
         <w:t xml:space="preserve">  db/</w:t>
         <w:br/>

--- a/05_Website_Angular/docs/reviewer-pack/Linaw-PH-The-System.docx
+++ b/05_Website_Angular/docs/reviewer-pack/Linaw-PH-The-System.docx
@@ -416,7 +416,7 @@
           <w:b w:val="0"/>
           <w:i w:val="0"/>
         </w:rPr>
-        <w:t>Two fields quietly matter more than the rest. The education level is not free text — it is chosen from a list, because the score compares it on a ladder. And months of experience is a number, not a date range, because the score adds it up.</w:t>
+        <w:t>Two fields quietly matter more than the rest. The education level is not free text — it is chosen from a list (none, high school, vocational, associate, college level, bachelor, master), because the score compares it on a ladder. And experience is a number of months the score adds up: the recruiter states the requirement in years, the applicant enters months, and the two meet as months underneath.</w:t>
       </w:r>
     </w:p>
     <w:p>
@@ -440,7 +440,7 @@
           <w:b w:val="0"/>
           <w:i w:val="0"/>
         </w:rPr>
-        <w:t>Adding a skill is only half the question. The builder also asks where it was used, and the answer must point at an entry already on the applicant’s own resume — a job, a project, a certification, a course, or the resume file they uploaded. It is a dropdown built from what they have already written, never free text, and that restriction is the whole mechanism: a source that could be typed freely could be invented in the same keystroke as the skill it is meant to justify.</w:t>
+        <w:t>Adding a skill is only half the question. The builder also asks where it was learned, and the answer must point at an entry already on the applicant’s own resume — a job, a project, a certification, a course, or the resume file they uploaded. Rather than a dropdown per skill, the step lists each job, school, project and certificate as a card and the applicant ticks the skills they learned there; a skill can be ticked under more than one. The source is always something they have already written, never free text, and that restriction is the whole mechanism: a source that could be typed freely could be invented in the same keystroke as the skill it is meant to justify.</w:t>
       </w:r>
     </w:p>
     <w:p>
@@ -784,19 +784,19 @@
           <w:b w:val="0"/>
           <w:i w:val="0"/>
         </w:rPr>
-        <w:t>Minimum months of experience — zero is allowed and common for graduate roles.</w:t>
-      </w:r>
-    </w:p>
-    <w:p>
-      <w:pPr>
-        <w:spacing w:after="120"/>
-      </w:pPr>
-      <w:r>
-        <w:rPr>
-          <w:b w:val="0"/>
-          <w:i w:val="0"/>
-        </w:rPr>
-        <w:t>Weights — optionally override the 50/25/25 split for this opening alone, and optionally give a share to certificates, which score nothing until asked for.</w:t>
+        <w:t>Minimum experience, entered in years — zero is allowed and common for graduate roles. It is stored as months underneath, so half a year is fine.</w:t>
+      </w:r>
+    </w:p>
+    <w:p>
+      <w:pPr>
+        <w:spacing w:after="120"/>
+      </w:pPr>
+      <w:r>
+        <w:rPr>
+          <w:b w:val="0"/>
+          <w:i w:val="0"/>
+        </w:rPr>
+        <w:t>Weights — optionally override the default split (skills 50, education 25, experience 25) for this opening alone, and optionally give a share to certificates, which score nothing until asked for. The default is a starting point, not a fixed rule; each opening can set its own.</w:t>
       </w:r>
     </w:p>
     <w:p>
@@ -905,7 +905,7 @@
           <w:b w:val="0"/>
           <w:i w:val="0"/>
         </w:rPr>
-        <w:t>A panel below the resume lists every skill the applicant claims beside the entry they pointed at — “Web Development — Web Development Intern, Clark Outsourcing” — and marks the rest “no source given”. A skill whose source is the uploaded file shows that file’s name, and the recruiter can open it from the same screen. It is tinted and inset so it cannot be mistaken for part of the document: the applicant’s resume does not contain this, and a recruiter should never come away thinking it did.</w:t>
+        <w:t>A panel below the resume lists every skill the applicant claims beside the entry, or entries, they pointed at — “Work experience — Web Development Intern, Clark Outsourcing” — and marks the rest “no source given”. A skill whose source is the uploaded file shows that file’s name, and the recruiter can open it from the same screen. It is tinted and inset so it cannot be mistaken for part of the document: the applicant’s resume does not contain this, and a recruiter should never come away thinking it did.</w:t>
       </w:r>
     </w:p>
     <w:p>
@@ -965,7 +965,7 @@
           <w:b w:val="0"/>
           <w:i w:val="0"/>
         </w:rPr>
-        <w:t>Six statuses: submitted, review, shortlisted, rejected, hired, withdrawn. Only the applicant can withdraw; the rest are recruiter actions.</w:t>
+        <w:t>Ten statuses, matching the partner's own pipeline: Applied, For scheduling, For initial interview, For testing, Shortlisted, Final interview &amp; selection, Job offer, Hired/onboarding, Not selected, and Withdrawn. Only the applicant can withdraw; the rest are recruiter actions.</w:t>
       </w:r>
     </w:p>
     <w:p>
@@ -3061,7 +3061,7 @@
           <w:b w:val="0"/>
           <w:i w:val="0"/>
         </w:rPr>
-        <w:t>An application status must be one of six values — submitted, review, shortlisted, rejected, hired, withdrawn.</w:t>
+        <w:t>An application status must be one of ten values — the eight pipeline stages (Applied, For scheduling, For initial interview, For testing, Shortlisted, Final interview &amp; selection, Job offer, Hired/onboarding), plus Not selected and Withdrawn.</w:t>
       </w:r>
     </w:p>
     <w:p>
@@ -3172,7 +3172,7 @@
           <w:b w:val="0"/>
           <w:i w:val="0"/>
         </w:rPr>
-        <w:t>173 automated tests across eight suites, all passing.</w:t>
+        <w:t>222 automated tests across ten suites, all passing.</w:t>
       </w:r>
     </w:p>
     <w:p>
@@ -3433,7 +3433,7 @@
         <w:br/>
         <w:t xml:space="preserve">    src/lib/           engine, readers, auth, mail</w:t>
         <w:br/>
-        <w:t xml:space="preserve">    tests/             8 suites, 209 tests</w:t>
+        <w:t xml:space="preserve">    tests/             10 suites, 222 tests</w:t>
         <w:br/>
         <w:t xml:space="preserve">  db/</w:t>
         <w:br/>
@@ -4388,7 +4388,7 @@
           <w:b w:val="0"/>
           <w:i w:val="0"/>
         </w:rPr>
-        <w:t>“Three concrete things rather than an opinion. Everything is TypeScript, so a change that breaks a contract fails the type-check before it runs. There are 209 automated tests, so a defect corrected once cannot come back quietly. And the design decisions that would otherwise be invisible are written as comments where the decision lives — for example, the ranking code states that it sorts on the score recorded at application rather than the live one, so someone changing it later knows the rule exists and why.”</w:t>
+        <w:t>“Three concrete things rather than an opinion. Everything is TypeScript, so a change that breaks a contract fails the type-check before it runs. There are 222 automated tests, so a defect corrected once cannot come back quietly. And the design decisions that would otherwise be invisible are written as comments where the decision lives — for example, the ranking code states that it sorts on the score recorded at application rather than the live one, so someone changing it later knows the rule exists and why.”</w:t>
       </w:r>
     </w:p>
     <w:p>
@@ -5809,7 +5809,7 @@
         <w:t>“Three accounts.</w:t>
         <w:br/>
         <w:br/>
-        <w:t>A Job Seeker builds resumes, picks from fourteen designs and three formats, exports, browses our partner’s openings, gets recommendations, applies, follows the application across six statuses, and can withdraw.</w:t>
+        <w:t>A Job Seeker builds resumes, picks from fourteen designs and three formats, exports, browses our partner’s openings, gets recommendations, applies, follows the application across the recruiter's ten-status pipeline, and can withdraw.</w:t>
         <w:br/>
         <w:br/>
         <w:t>A Recruiter manages the company profile and posts openings — with required skills, minimum education, minimum months and a closing date. They receive applications already scored and ranked, see the structured resume beside any attached file, filter, update statuses, and email an interview invitation.</w:t>
@@ -5840,7 +5840,7 @@
           <w:b w:val="0"/>
           <w:i w:val="0"/>
         </w:rPr>
-        <w:t>“No. There are six statuses, and withdrawn is deliberately missing from a recruiter’s picker.</w:t>
+        <w:t>“No. There are ten statuses, and withdrawn is deliberately missing from a recruiter’s picker.</w:t>
         <w:br/>
         <w:br/>
         <w:t>Only the applicant can withdraw their own application. That is theirs to do.</w:t>
@@ -7114,7 +7114,7 @@
           <w:b w:val="0"/>
           <w:i w:val="0"/>
         </w:rPr>
-        <w:t>"We planned MySQL and changed during design, for three reasons. It enforces our own rules itself: an application can only be one of six statuses, and the database refuses anything else, so even a bug in our code cannot write a bad value. We have sixteen rules like that. Changes to the structure are all-or-nothing, so a failed update cannot leave us half-broken. And Supabase hosts it free."</w:t>
+        <w:t>"We planned MySQL and changed during design, for three reasons. It enforces our own rules itself: an application can only be one of ten statuses, and the database refuses anything else, so even a bug in our code cannot write a bad value. We have sixteen rules like that. Changes to the structure are all-or-nothing, so a failed update cannot leave us half-broken. And Supabase hosts it free."</w:t>
       </w:r>
     </w:p>
     <w:p>

--- a/05_Website_Angular/docs/reviewer-pack/Linaw-PH-The-System.docx
+++ b/05_Website_Angular/docs/reviewer-pack/Linaw-PH-The-System.docx
@@ -3172,7 +3172,7 @@
           <w:b w:val="0"/>
           <w:i w:val="0"/>
         </w:rPr>
-        <w:t>222 automated tests across ten suites, all passing.</w:t>
+        <w:t>228 automated tests across eleven suites, all passing.</w:t>
       </w:r>
     </w:p>
     <w:p>
@@ -3433,7 +3433,7 @@
         <w:br/>
         <w:t xml:space="preserve">    src/lib/           engine, readers, auth, mail</w:t>
         <w:br/>
-        <w:t xml:space="preserve">    tests/             10 suites, 222 tests</w:t>
+        <w:t xml:space="preserve">    tests/             10 suites, 228 tests</w:t>
         <w:br/>
         <w:t xml:space="preserve">  db/</w:t>
         <w:br/>
@@ -4388,7 +4388,7 @@
           <w:b w:val="0"/>
           <w:i w:val="0"/>
         </w:rPr>
-        <w:t>“Three concrete things rather than an opinion. Everything is TypeScript, so a change that breaks a contract fails the type-check before it runs. There are 222 automated tests, so a defect corrected once cannot come back quietly. And the design decisions that would otherwise be invisible are written as comments where the decision lives — for example, the ranking code states that it sorts on the score recorded at application rather than the live one, so someone changing it later knows the rule exists and why.”</w:t>
+        <w:t>“Three concrete things rather than an opinion. Everything is TypeScript, so a change that breaks a contract fails the type-check before it runs. There are 228 automated tests, so a defect corrected once cannot come back quietly. And the design decisions that would otherwise be invisible are written as comments where the decision lives — for example, the ranking code states that it sorts on the score recorded at application rather than the live one, so someone changing it later knows the rule exists and why.”</w:t>
       </w:r>
     </w:p>
     <w:p>
@@ -4940,7 +4940,7 @@
           <w:b w:val="0"/>
           <w:i w:val="0"/>
         </w:rPr>
-        <w:t>“Git and GitHub, with work on a feature branch and merged into main through pull requests rather than pushing to main directly. Continuous integration runs on every push and every pull request — it builds the Angular client, type-checks the server, and runs all four test suites against a temporary PostgreSQL — so a change that breaks something is caught before it is merged rather than discovered by whoever pulls next.”</w:t>
+        <w:t>“Git and GitHub, with work on a feature branch and merged into main through pull requests rather than pushing to main directly. Continuous integration runs on every push and every pull request — it builds the Angular client, type-checks the server, and runs all eleven test suites against a temporary PostgreSQL — so a change that breaks something is caught before it is merged rather than discovered by whoever pulls next.”</w:t>
       </w:r>
     </w:p>
     <w:p>

--- a/05_Website_Angular/docs/reviewer-pack/Linaw-PH-The-System.docx
+++ b/05_Website_Angular/docs/reviewer-pack/Linaw-PH-The-System.docx
@@ -5345,13 +5345,13 @@
           <w:b w:val="0"/>
           <w:i w:val="0"/>
         </w:rPr>
-        <w:t>“It has fifty-two entries that resolve to twenty-five standard forms.</w:t>
-        <w:br/>
-        <w:br/>
-        <w:t>We measured it against the twenty-five skill terms in our catalogue, which are the terms our postings use. Eighteen of them — seventy-two percent — have at least one synonym written for them.</w:t>
-        <w:br/>
-        <w:br/>
-        <w:t>Seven do not: Git, Windows, Canva, Copywriting, Organization, Recruitment and Scheduling. Those match only if the applicant writes them exactly as the posting does.</w:t>
+        <w:t>“It has two hundred and twenty-three entries that resolve to one hundred and four standard forms.</w:t>
+        <w:br/>
+        <w:br/>
+        <w:t>We measured it against the one hundred and four skill terms in our catalogue, which are the terms our postings use. Eighty-five of them — eighty-one point seven percent — have at least one synonym written for them.</w:t>
+        <w:br/>
+        <w:br/>
+        <w:t>Nineteen do not, mostly product names: Git, Windows, Canva, Linux, PHP, Figma and WordPress. Those match only if the applicant writes them exactly as the posting does.</w:t>
         <w:br/>
         <w:br/>
         <w:t>So somebody writing “GitHub” against a posting wanting “Git” gets nothing. Neither does anybody using the British spelling of “Organisation”.</w:t>
